--- a/backend/secure-files/portfolios-docx/NMX-41.docx
+++ b/backend/secure-files/portfolios-docx/NMX-41.docx
@@ -1048,6 +1048,62 @@
         <w:t>NMX-41 es el software acompañante del plicómetro: no calcula composición corporal (eso lo hace NMX-36), sino que gobierna la calidad de la medición. Registra equipo y evaluador, documenta la calibración, describe la técnica según el protocolo ISAK (sin sustituir la formación supervisada) y calcula el error técnico de medición (ETM) para decidir si un cambio entre evaluaciones es real. Es una herramienta de fiabilidad de la Fase 3.</w:t>
       </w:r>
     </w:p>
+    <w:p>
+      <w:pPr>
+        <w:keepNext/>
+        <w:spacing w:before="120" w:after="20"/>
+        <w:jc w:val="center"/>
+      </w:pPr>
+      <w:r>
+        <w:drawing>
+          <wp:inline xmlns:a="http://schemas.openxmlformats.org/drawingml/2006/main" xmlns:pic="http://schemas.openxmlformats.org/drawingml/2006/picture">
+            <wp:extent cx="5580000" cy="4311818"/>
+            <wp:docPr id="1" name="Picture 1"/>
+            <wp:cNvGraphicFramePr>
+              <a:graphicFrameLocks noChangeAspect="1"/>
+            </wp:cNvGraphicFramePr>
+            <a:graphic>
+              <a:graphicData uri="http://schemas.openxmlformats.org/drawingml/2006/picture">
+                <pic:pic>
+                  <pic:nvPicPr>
+                    <pic:cNvPr id="0" name="NMX-41_01_INICIO_01.png"/>
+                    <pic:cNvPicPr/>
+                  </pic:nvPicPr>
+                  <pic:blipFill>
+                    <a:blip r:embed="rId10"/>
+                    <a:stretch>
+                      <a:fillRect/>
+                    </a:stretch>
+                  </pic:blipFill>
+                  <pic:spPr>
+                    <a:xfrm>
+                      <a:off x="0" y="0"/>
+                      <a:ext cx="5580000" cy="4311818"/>
+                    </a:xfrm>
+                    <a:prstGeom prst="rect"/>
+                  </pic:spPr>
+                </pic:pic>
+              </a:graphicData>
+            </a:graphic>
+          </wp:inline>
+        </w:drawing>
+      </w:r>
+    </w:p>
+    <w:p>
+      <w:pPr>
+        <w:spacing w:before="0" w:after="160"/>
+        <w:jc w:val="center"/>
+      </w:pPr>
+      <w:r>
+        <w:rPr>
+          <w:rFonts w:ascii="Calibri" w:hAnsi="Calibri"/>
+          <w:b/>
+          <w:color w:val="45565E"/>
+          <w:sz w:val="17"/>
+        </w:rPr>
+        <w:t>Figura 1. Vista inicial (hoja INICIO).</w:t>
+      </w:r>
+    </w:p>
     <w:tbl>
       <w:tblPr>
         <w:tblW w:type="auto" w:w="0"/>
@@ -2058,6 +2114,62 @@
         <w:t>Datos de calibración, Evaluador y equipo</w:t>
       </w:r>
     </w:p>
+    <w:p>
+      <w:pPr>
+        <w:keepNext/>
+        <w:spacing w:before="120" w:after="20"/>
+        <w:jc w:val="center"/>
+      </w:pPr>
+      <w:r>
+        <w:drawing>
+          <wp:inline xmlns:a="http://schemas.openxmlformats.org/drawingml/2006/main" xmlns:pic="http://schemas.openxmlformats.org/drawingml/2006/picture">
+            <wp:extent cx="5580000" cy="4311818"/>
+            <wp:docPr id="2" name="Picture 2"/>
+            <wp:cNvGraphicFramePr>
+              <a:graphicFrameLocks noChangeAspect="1"/>
+            </wp:cNvGraphicFramePr>
+            <a:graphic>
+              <a:graphicData uri="http://schemas.openxmlformats.org/drawingml/2006/picture">
+                <pic:pic>
+                  <pic:nvPicPr>
+                    <pic:cNvPr id="0" name="NMX-41_09_DATOS.png"/>
+                    <pic:cNvPicPr/>
+                  </pic:nvPicPr>
+                  <pic:blipFill>
+                    <a:blip r:embed="rId11"/>
+                    <a:stretch>
+                      <a:fillRect/>
+                    </a:stretch>
+                  </pic:blipFill>
+                  <pic:spPr>
+                    <a:xfrm>
+                      <a:off x="0" y="0"/>
+                      <a:ext cx="5580000" cy="4311818"/>
+                    </a:xfrm>
+                    <a:prstGeom prst="rect"/>
+                  </pic:spPr>
+                </pic:pic>
+              </a:graphicData>
+            </a:graphic>
+          </wp:inline>
+        </w:drawing>
+      </w:r>
+    </w:p>
+    <w:p>
+      <w:pPr>
+        <w:spacing w:before="0" w:after="160"/>
+        <w:jc w:val="center"/>
+      </w:pPr>
+      <w:r>
+        <w:rPr>
+          <w:rFonts w:ascii="Calibri" w:hAnsi="Calibri"/>
+          <w:b/>
+          <w:color w:val="45565E"/>
+          <w:sz w:val="17"/>
+        </w:rPr>
+        <w:t>Figura 2. Pantalla de ingreso de datos.</w:t>
+      </w:r>
+    </w:p>
     <w:tbl>
       <w:tblPr>
         <w:tblW w:type="auto" w:w="0"/>
@@ -3065,6 +3177,62 @@
         </w:tc>
       </w:tr>
     </w:tbl>
+    <w:p>
+      <w:pPr>
+        <w:keepNext/>
+        <w:spacing w:before="120" w:after="20"/>
+        <w:jc w:val="center"/>
+      </w:pPr>
+      <w:r>
+        <w:drawing>
+          <wp:inline xmlns:a="http://schemas.openxmlformats.org/drawingml/2006/main" xmlns:pic="http://schemas.openxmlformats.org/drawingml/2006/picture">
+            <wp:extent cx="5580000" cy="4311818"/>
+            <wp:docPr id="3" name="Picture 3"/>
+            <wp:cNvGraphicFramePr>
+              <a:graphicFrameLocks noChangeAspect="1"/>
+            </wp:cNvGraphicFramePr>
+            <a:graphic>
+              <a:graphicData uri="http://schemas.openxmlformats.org/drawingml/2006/picture">
+                <pic:pic>
+                  <pic:nvPicPr>
+                    <pic:cNvPr id="0" name="NMX-41_07_SEGUIMIENTO.png"/>
+                    <pic:cNvPicPr/>
+                  </pic:nvPicPr>
+                  <pic:blipFill>
+                    <a:blip r:embed="rId12"/>
+                    <a:stretch>
+                      <a:fillRect/>
+                    </a:stretch>
+                  </pic:blipFill>
+                  <pic:spPr>
+                    <a:xfrm>
+                      <a:off x="0" y="0"/>
+                      <a:ext cx="5580000" cy="4311818"/>
+                    </a:xfrm>
+                    <a:prstGeom prst="rect"/>
+                  </pic:spPr>
+                </pic:pic>
+              </a:graphicData>
+            </a:graphic>
+          </wp:inline>
+        </w:drawing>
+      </w:r>
+    </w:p>
+    <w:p>
+      <w:pPr>
+        <w:spacing w:before="0" w:after="160"/>
+        <w:jc w:val="center"/>
+      </w:pPr>
+      <w:r>
+        <w:rPr>
+          <w:rFonts w:ascii="Calibri" w:hAnsi="Calibri"/>
+          <w:b/>
+          <w:color w:val="45565E"/>
+          <w:sz w:val="17"/>
+        </w:rPr>
+        <w:t>Figura 3. Pantalla de seguimiento.</w:t>
+      </w:r>
+    </w:p>
     <w:tbl>
       <w:tblPr>
         <w:tblW w:type="auto" w:w="0"/>
@@ -3503,32 +3671,129 @@
     </w:p>
     <w:p>
       <w:pPr>
-        <w:spacing w:before="40" w:after="40" w:line="276" w:lineRule="auto"/>
+        <w:keepNext/>
+        <w:spacing w:before="120" w:after="20"/>
+        <w:jc w:val="center"/>
+      </w:pPr>
+      <w:r>
+        <w:drawing>
+          <wp:inline xmlns:a="http://schemas.openxmlformats.org/drawingml/2006/main" xmlns:pic="http://schemas.openxmlformats.org/drawingml/2006/picture">
+            <wp:extent cx="5580000" cy="4311818"/>
+            <wp:docPr id="4" name="Picture 4"/>
+            <wp:cNvGraphicFramePr>
+              <a:graphicFrameLocks noChangeAspect="1"/>
+            </wp:cNvGraphicFramePr>
+            <a:graphic>
+              <a:graphicData uri="http://schemas.openxmlformats.org/drawingml/2006/picture">
+                <pic:pic>
+                  <pic:nvPicPr>
+                    <pic:cNvPr id="0" name="NMX-41_08_FUENTES.png"/>
+                    <pic:cNvPicPr/>
+                  </pic:nvPicPr>
+                  <pic:blipFill>
+                    <a:blip r:embed="rId13"/>
+                    <a:stretch>
+                      <a:fillRect/>
+                    </a:stretch>
+                  </pic:blipFill>
+                  <pic:spPr>
+                    <a:xfrm>
+                      <a:off x="0" y="0"/>
+                      <a:ext cx="5580000" cy="4311818"/>
+                    </a:xfrm>
+                    <a:prstGeom prst="rect"/>
+                  </pic:spPr>
+                </pic:pic>
+              </a:graphicData>
+            </a:graphic>
+          </wp:inline>
+        </w:drawing>
+      </w:r>
+    </w:p>
+    <w:p>
+      <w:pPr>
+        <w:spacing w:before="0" w:after="160"/>
+        <w:jc w:val="center"/>
       </w:pPr>
       <w:r>
         <w:rPr>
           <w:rFonts w:ascii="Calibri" w:hAnsi="Calibri"/>
           <w:b/>
-          <w:i w:val="0"/>
-          <w:color w:val="C08A2B"/>
-          <w:sz w:val="20"/>
+          <w:color w:val="45565E"/>
+          <w:sz w:val="17"/>
         </w:rPr>
-        <w:t>CAPTURA_NO_GENERADA_POR_LIMITACIÓN_DEL_ENTORNO.</w:t>
+        <w:t>Figura 4. Fuentes y trazabilidad.</w:t>
       </w:r>
     </w:p>
     <w:p>
       <w:pPr>
-        <w:spacing w:before="40" w:after="80" w:line="276" w:lineRule="auto"/>
+        <w:keepNext/>
+        <w:spacing w:before="120" w:after="20"/>
+        <w:jc w:val="center"/>
+      </w:pPr>
+      <w:r>
+        <w:drawing>
+          <wp:inline xmlns:a="http://schemas.openxmlformats.org/drawingml/2006/main" xmlns:pic="http://schemas.openxmlformats.org/drawingml/2006/picture">
+            <wp:extent cx="5580000" cy="4311818"/>
+            <wp:docPr id="5" name="Picture 5"/>
+            <wp:cNvGraphicFramePr>
+              <a:graphicFrameLocks noChangeAspect="1"/>
+            </wp:cNvGraphicFramePr>
+            <a:graphic>
+              <a:graphicData uri="http://schemas.openxmlformats.org/drawingml/2006/picture">
+                <pic:pic>
+                  <pic:nvPicPr>
+                    <pic:cNvPr id="0" name="NMX-41_01_INICIO_02.png"/>
+                    <pic:cNvPicPr/>
+                  </pic:nvPicPr>
+                  <pic:blipFill>
+                    <a:blip r:embed="rId14"/>
+                    <a:stretch>
+                      <a:fillRect/>
+                    </a:stretch>
+                  </pic:blipFill>
+                  <pic:spPr>
+                    <a:xfrm>
+                      <a:off x="0" y="0"/>
+                      <a:ext cx="5580000" cy="4311818"/>
+                    </a:xfrm>
+                    <a:prstGeom prst="rect"/>
+                  </pic:spPr>
+                </pic:pic>
+              </a:graphicData>
+            </a:graphic>
+          </wp:inline>
+        </w:drawing>
+      </w:r>
+    </w:p>
+    <w:p>
+      <w:pPr>
+        <w:spacing w:before="0" w:after="160"/>
+        <w:jc w:val="center"/>
       </w:pPr>
       <w:r>
         <w:rPr>
           <w:rFonts w:ascii="Calibri" w:hAnsi="Calibri"/>
-          <w:b w:val="0"/>
-          <w:i w:val="0"/>
+          <w:b/>
           <w:color w:val="45565E"/>
-          <w:sz w:val="19"/>
+          <w:sz w:val="17"/>
         </w:rPr>
-        <w:t>El entorno de generación de este portafolio no renderiza de forma fiel el archivo XLSX original, por lo que no se incluyen capturas simuladas. Las hojas reales del libro pueden abrirse en Microsoft Excel según la compatibilidad indicada.</w:t>
+        <w:t>Figura 5. Vista inicial (hoja INICIO).</w:t>
+      </w:r>
+    </w:p>
+    <w:p>
+      <w:pPr>
+        <w:spacing w:after="120"/>
+        <w:jc w:val="center"/>
+      </w:pPr>
+      <w:r>
+        <w:rPr>
+          <w:rFonts w:ascii="Calibri" w:hAnsi="Calibri"/>
+          <w:i/>
+          <w:color w:val="45565E"/>
+          <w:sz w:val="15"/>
+        </w:rPr>
+        <w:t>Captura real del archivo Excel NUTRIMETRÍA correspondiente al producto.</w:t>
       </w:r>
     </w:p>
     <w:tbl>
